--- a/周报/孙玮利9.docx
+++ b/周报/孙玮利9.docx
@@ -321,26 +321,26 @@
             <w:pPr>
               <w:textAlignment w:val="top"/>
               <w:rPr>
-                <w:rFonts w:ascii="宋体" w:eastAsia="宋体" w:hAnsi="宋体" w:cs="宋体"/>
-                <w:color w:val="000000"/>
-                <w:lang w:bidi="ar"/>
-              </w:rPr>
-            </w:pPr>
-            <w:r>
-              <w:rPr>
-                <w:rFonts w:ascii="宋体" w:eastAsia="宋体" w:hAnsi="宋体" w:cs="宋体" w:hint="eastAsia"/>
-                <w:color w:val="000000"/>
-                <w:lang w:bidi="ar"/>
-              </w:rPr>
-              <w:t>完成的内容：</w:t>
-            </w:r>
-            <w:r>
-              <w:rPr>
-                <w:rFonts w:ascii="宋体" w:eastAsia="宋体" w:hAnsi="宋体" w:cs="宋体"/>
-                <w:color w:val="000000"/>
-                <w:lang w:bidi="ar"/>
-              </w:rPr>
-              <w:t xml:space="preserve">  </w:t>
+                <w:rFonts w:ascii="宋体" w:eastAsia="宋体" w:hAnsi="宋体" w:cs="宋体" w:hint="eastAsia"/>
+                <w:color w:val="000000"/>
+                <w:lang w:bidi="ar"/>
+              </w:rPr>
+            </w:pPr>
+            <w:r>
+              <w:rPr>
+                <w:rFonts w:ascii="宋体" w:eastAsia="宋体" w:hAnsi="宋体" w:cs="宋体" w:hint="eastAsia"/>
+                <w:color w:val="000000"/>
+                <w:lang w:bidi="ar"/>
+              </w:rPr>
+              <w:t>完成的内容</w:t>
+            </w:r>
+            <w:r>
+              <w:rPr>
+                <w:rFonts w:ascii="宋体" w:eastAsia="宋体" w:hAnsi="宋体" w:cs="宋体" w:hint="eastAsia"/>
+                <w:color w:val="000000"/>
+                <w:lang w:bidi="ar"/>
+              </w:rPr>
+              <w:t>:</w:t>
             </w:r>
           </w:p>
           <w:p>
@@ -1356,7 +1356,14 @@
         </w:tc>
       </w:tr>
     </w:tbl>
-    <w:p/>
+    <w:p>
+      <w:r>
+        <w:rPr>
+          <w:rFonts w:hint="eastAsia"/>
+        </w:rPr>
+        <w:t>1</w:t>
+      </w:r>
+    </w:p>
     <w:sectPr>
       <w:pgSz w:w="11906" w:h="16838"/>
       <w:pgMar w:top="1440" w:right="1800" w:bottom="1440" w:left="1800" w:header="851" w:footer="992" w:gutter="0"/>
